--- a/Requirements.docx
+++ b/Requirements.docx
@@ -277,7 +277,136 @@
       </w:r>
     </w:p>
     <w:p/>
-    <w:p/>
+    <w:p>
+      <w:pPr>
+        <w:rPr>
+          <w:u w:val="single"/>
+        </w:rPr>
+      </w:pPr>
+      <w:r>
+        <w:rPr>
+          <w:u w:val="single"/>
+        </w:rPr>
+        <w:t>Scraping Logic</w:t>
+      </w:r>
+    </w:p>
+    <w:p>
+      <w:pPr>
+        <w:rPr>
+          <w:u w:val="single"/>
+        </w:rPr>
+      </w:pPr>
+    </w:p>
+    <w:p>
+      <w:pPr>
+        <w:pStyle w:val="ListParagraph"/>
+        <w:numPr>
+          <w:ilvl w:val="0"/>
+          <w:numId w:val="3"/>
+        </w:numPr>
+        <w:rPr>
+          <w:u w:val="single"/>
+        </w:rPr>
+      </w:pPr>
+      <w:r>
+        <w:t>Read data from list (csv, array, object)</w:t>
+      </w:r>
+    </w:p>
+    <w:p>
+      <w:pPr>
+        <w:pStyle w:val="ListParagraph"/>
+        <w:numPr>
+          <w:ilvl w:val="0"/>
+          <w:numId w:val="3"/>
+        </w:numPr>
+        <w:rPr>
+          <w:u w:val="single"/>
+        </w:rPr>
+      </w:pPr>
+      <w:r>
+        <w:t xml:space="preserve">Loop through </w:t>
+      </w:r>
+      <w:proofErr w:type="spellStart"/>
+      <w:r>
+        <w:t>urls</w:t>
+      </w:r>
+      <w:proofErr w:type="spellEnd"/>
+      <w:r>
+        <w:t xml:space="preserve"> </w:t>
+      </w:r>
+    </w:p>
+    <w:p>
+      <w:pPr>
+        <w:pStyle w:val="ListParagraph"/>
+        <w:numPr>
+          <w:ilvl w:val="0"/>
+          <w:numId w:val="3"/>
+        </w:numPr>
+        <w:rPr>
+          <w:u w:val="single"/>
+        </w:rPr>
+      </w:pPr>
+      <w:r>
+        <w:t>Get request</w:t>
+      </w:r>
+    </w:p>
+    <w:p>
+      <w:pPr>
+        <w:pStyle w:val="ListParagraph"/>
+        <w:numPr>
+          <w:ilvl w:val="0"/>
+          <w:numId w:val="3"/>
+        </w:numPr>
+        <w:rPr>
+          <w:u w:val="single"/>
+        </w:rPr>
+      </w:pPr>
+      <w:r>
+        <w:t xml:space="preserve">Get element </w:t>
+      </w:r>
+    </w:p>
+    <w:p>
+      <w:pPr>
+        <w:pStyle w:val="ListParagraph"/>
+        <w:numPr>
+          <w:ilvl w:val="0"/>
+          <w:numId w:val="3"/>
+        </w:numPr>
+        <w:rPr>
+          <w:u w:val="single"/>
+        </w:rPr>
+      </w:pPr>
+      <w:r>
+        <w:t>Clean up</w:t>
+      </w:r>
+    </w:p>
+    <w:p>
+      <w:pPr>
+        <w:pStyle w:val="ListParagraph"/>
+        <w:numPr>
+          <w:ilvl w:val="0"/>
+          <w:numId w:val="3"/>
+        </w:numPr>
+        <w:rPr>
+          <w:u w:val="single"/>
+        </w:rPr>
+      </w:pPr>
+      <w:r>
+        <w:t>Write into new document</w:t>
+      </w:r>
+    </w:p>
+    <w:p>
+      <w:pPr>
+        <w:pStyle w:val="ListParagraph"/>
+        <w:numPr>
+          <w:ilvl w:val="0"/>
+          <w:numId w:val="3"/>
+        </w:numPr>
+        <w:rPr>
+          <w:u w:val="single"/>
+        </w:rPr>
+      </w:pPr>
+    </w:p>
     <w:sectPr>
       <w:pgSz w:w="12240" w:h="15840"/>
       <w:pgMar w:top="1440" w:right="1440" w:bottom="1440" w:left="1440" w:header="720" w:footer="720" w:gutter="0"/>
@@ -516,11 +645,127 @@
       </w:rPr>
     </w:lvl>
   </w:abstractNum>
+  <w:abstractNum w:abstractNumId="2" w15:restartNumberingAfterBreak="0">
+    <w:nsid w:val="7A0F7304"/>
+    <w:multiLevelType w:val="hybridMultilevel"/>
+    <w:tmpl w:val="68C007E6"/>
+    <w:lvl w:ilvl="0" w:tplc="04090001">
+      <w:start w:val="1"/>
+      <w:numFmt w:val="bullet"/>
+      <w:lvlText w:val=""/>
+      <w:lvlJc w:val="left"/>
+      <w:pPr>
+        <w:ind w:left="720" w:hanging="360"/>
+      </w:pPr>
+      <w:rPr>
+        <w:rFonts w:ascii="Symbol" w:hAnsi="Symbol" w:hint="default"/>
+      </w:rPr>
+    </w:lvl>
+    <w:lvl w:ilvl="1" w:tplc="04090003" w:tentative="1">
+      <w:start w:val="1"/>
+      <w:numFmt w:val="bullet"/>
+      <w:lvlText w:val="o"/>
+      <w:lvlJc w:val="left"/>
+      <w:pPr>
+        <w:ind w:left="1440" w:hanging="360"/>
+      </w:pPr>
+      <w:rPr>
+        <w:rFonts w:ascii="Courier New" w:hAnsi="Courier New" w:cs="Courier New" w:hint="default"/>
+      </w:rPr>
+    </w:lvl>
+    <w:lvl w:ilvl="2" w:tplc="04090005" w:tentative="1">
+      <w:start w:val="1"/>
+      <w:numFmt w:val="bullet"/>
+      <w:lvlText w:val=""/>
+      <w:lvlJc w:val="left"/>
+      <w:pPr>
+        <w:ind w:left="2160" w:hanging="360"/>
+      </w:pPr>
+      <w:rPr>
+        <w:rFonts w:ascii="Wingdings" w:hAnsi="Wingdings" w:hint="default"/>
+      </w:rPr>
+    </w:lvl>
+    <w:lvl w:ilvl="3" w:tplc="04090001" w:tentative="1">
+      <w:start w:val="1"/>
+      <w:numFmt w:val="bullet"/>
+      <w:lvlText w:val=""/>
+      <w:lvlJc w:val="left"/>
+      <w:pPr>
+        <w:ind w:left="2880" w:hanging="360"/>
+      </w:pPr>
+      <w:rPr>
+        <w:rFonts w:ascii="Symbol" w:hAnsi="Symbol" w:hint="default"/>
+      </w:rPr>
+    </w:lvl>
+    <w:lvl w:ilvl="4" w:tplc="04090003" w:tentative="1">
+      <w:start w:val="1"/>
+      <w:numFmt w:val="bullet"/>
+      <w:lvlText w:val="o"/>
+      <w:lvlJc w:val="left"/>
+      <w:pPr>
+        <w:ind w:left="3600" w:hanging="360"/>
+      </w:pPr>
+      <w:rPr>
+        <w:rFonts w:ascii="Courier New" w:hAnsi="Courier New" w:cs="Courier New" w:hint="default"/>
+      </w:rPr>
+    </w:lvl>
+    <w:lvl w:ilvl="5" w:tplc="04090005" w:tentative="1">
+      <w:start w:val="1"/>
+      <w:numFmt w:val="bullet"/>
+      <w:lvlText w:val=""/>
+      <w:lvlJc w:val="left"/>
+      <w:pPr>
+        <w:ind w:left="4320" w:hanging="360"/>
+      </w:pPr>
+      <w:rPr>
+        <w:rFonts w:ascii="Wingdings" w:hAnsi="Wingdings" w:hint="default"/>
+      </w:rPr>
+    </w:lvl>
+    <w:lvl w:ilvl="6" w:tplc="04090001" w:tentative="1">
+      <w:start w:val="1"/>
+      <w:numFmt w:val="bullet"/>
+      <w:lvlText w:val=""/>
+      <w:lvlJc w:val="left"/>
+      <w:pPr>
+        <w:ind w:left="5040" w:hanging="360"/>
+      </w:pPr>
+      <w:rPr>
+        <w:rFonts w:ascii="Symbol" w:hAnsi="Symbol" w:hint="default"/>
+      </w:rPr>
+    </w:lvl>
+    <w:lvl w:ilvl="7" w:tplc="04090003" w:tentative="1">
+      <w:start w:val="1"/>
+      <w:numFmt w:val="bullet"/>
+      <w:lvlText w:val="o"/>
+      <w:lvlJc w:val="left"/>
+      <w:pPr>
+        <w:ind w:left="5760" w:hanging="360"/>
+      </w:pPr>
+      <w:rPr>
+        <w:rFonts w:ascii="Courier New" w:hAnsi="Courier New" w:cs="Courier New" w:hint="default"/>
+      </w:rPr>
+    </w:lvl>
+    <w:lvl w:ilvl="8" w:tplc="04090005" w:tentative="1">
+      <w:start w:val="1"/>
+      <w:numFmt w:val="bullet"/>
+      <w:lvlText w:val=""/>
+      <w:lvlJc w:val="left"/>
+      <w:pPr>
+        <w:ind w:left="6480" w:hanging="360"/>
+      </w:pPr>
+      <w:rPr>
+        <w:rFonts w:ascii="Wingdings" w:hAnsi="Wingdings" w:hint="default"/>
+      </w:rPr>
+    </w:lvl>
+  </w:abstractNum>
   <w:num w:numId="1" w16cid:durableId="506021899">
     <w:abstractNumId w:val="0"/>
   </w:num>
   <w:num w:numId="2" w16cid:durableId="1838038531">
     <w:abstractNumId w:val="1"/>
+  </w:num>
+  <w:num w:numId="3" w16cid:durableId="825246657">
+    <w:abstractNumId w:val="2"/>
   </w:num>
 </w:numbering>
 </file>
